--- a/klagomål/A 55492-2023 FSC-klagomål.docx
+++ b/klagomål/A 55492-2023 FSC-klagomål.docx
@@ -1050,7 +1050,7 @@
     <w:r>
       <w:tab/>
       <w:tab/>
-      <w:t>2026-09-14</w:t>
+      <w:t>2026-09-15</w:t>
       <w:br/>
       <w:br/>
     </w:r>

--- a/klagomål/A 55492-2023 FSC-klagomål.docx
+++ b/klagomål/A 55492-2023 FSC-klagomål.docx
@@ -1050,7 +1050,7 @@
     <w:r>
       <w:tab/>
       <w:tab/>
-      <w:t>2026-09-15</w:t>
+      <w:t>2026-09-16</w:t>
       <w:br/>
       <w:br/>
     </w:r>

--- a/klagomål/A 55492-2023 FSC-klagomål.docx
+++ b/klagomål/A 55492-2023 FSC-klagomål.docx
@@ -1050,7 +1050,7 @@
     <w:r>
       <w:tab/>
       <w:tab/>
-      <w:t>2026-09-16</w:t>
+      <w:t>2026-09-17</w:t>
       <w:br/>
       <w:br/>
     </w:r>

--- a/klagomål/A 55492-2023 FSC-klagomål.docx
+++ b/klagomål/A 55492-2023 FSC-klagomål.docx
@@ -1050,7 +1050,7 @@
     <w:r>
       <w:tab/>
       <w:tab/>
-      <w:t>2026-09-17</w:t>
+      <w:t>2026-09-18</w:t>
       <w:br/>
       <w:br/>
     </w:r>

--- a/klagomål/A 55492-2023 FSC-klagomål.docx
+++ b/klagomål/A 55492-2023 FSC-klagomål.docx
@@ -1050,7 +1050,7 @@
     <w:r>
       <w:tab/>
       <w:tab/>
-      <w:t>2026-09-18</w:t>
+      <w:t>2026-09-19</w:t>
       <w:br/>
       <w:br/>
     </w:r>

--- a/klagomål/A 55492-2023 FSC-klagomål.docx
+++ b/klagomål/A 55492-2023 FSC-klagomål.docx
@@ -1050,7 +1050,7 @@
     <w:r>
       <w:tab/>
       <w:tab/>
-      <w:t>2026-09-19</w:t>
+      <w:t>2026-09-21</w:t>
       <w:br/>
       <w:br/>
     </w:r>

--- a/klagomål/A 55492-2023 FSC-klagomål.docx
+++ b/klagomål/A 55492-2023 FSC-klagomål.docx
@@ -1050,7 +1050,7 @@
     <w:r>
       <w:tab/>
       <w:tab/>
-      <w:t>2026-09-21</w:t>
+      <w:t>2026-09-23</w:t>
       <w:br/>
       <w:br/>
     </w:r>

--- a/klagomål/A 55492-2023 FSC-klagomål.docx
+++ b/klagomål/A 55492-2023 FSC-klagomål.docx
@@ -1050,7 +1050,7 @@
     <w:r>
       <w:tab/>
       <w:tab/>
-      <w:t>2026-09-23</w:t>
+      <w:t>2026-09-24</w:t>
       <w:br/>
       <w:br/>
     </w:r>

--- a/klagomål/A 55492-2023 FSC-klagomål.docx
+++ b/klagomål/A 55492-2023 FSC-klagomål.docx
@@ -1050,7 +1050,7 @@
     <w:r>
       <w:tab/>
       <w:tab/>
-      <w:t>2026-09-24</w:t>
+      <w:t>2026-09-25</w:t>
       <w:br/>
       <w:br/>
     </w:r>

--- a/klagomål/A 55492-2023 FSC-klagomål.docx
+++ b/klagomål/A 55492-2023 FSC-klagomål.docx
@@ -1050,7 +1050,7 @@
     <w:r>
       <w:tab/>
       <w:tab/>
-      <w:t>2026-09-25</w:t>
+      <w:t>2026-09-26</w:t>
       <w:br/>
       <w:br/>
     </w:r>

--- a/klagomål/A 55492-2023 FSC-klagomål.docx
+++ b/klagomål/A 55492-2023 FSC-klagomål.docx
@@ -1050,7 +1050,7 @@
     <w:r>
       <w:tab/>
       <w:tab/>
-      <w:t>2026-09-26</w:t>
+      <w:t>2026-09-27</w:t>
       <w:br/>
       <w:br/>
     </w:r>

--- a/klagomål/A 55492-2023 FSC-klagomål.docx
+++ b/klagomål/A 55492-2023 FSC-klagomål.docx
@@ -1050,7 +1050,7 @@
     <w:r>
       <w:tab/>
       <w:tab/>
-      <w:t>2026-09-27</w:t>
+      <w:t>2026-09-28</w:t>
       <w:br/>
       <w:br/>
     </w:r>

--- a/klagomål/A 55492-2023 FSC-klagomål.docx
+++ b/klagomål/A 55492-2023 FSC-klagomål.docx
@@ -1050,7 +1050,7 @@
     <w:r>
       <w:tab/>
       <w:tab/>
-      <w:t>2026-09-28</w:t>
+      <w:t>2026-09-29</w:t>
       <w:br/>
       <w:br/>
     </w:r>

--- a/klagomål/A 55492-2023 FSC-klagomål.docx
+++ b/klagomål/A 55492-2023 FSC-klagomål.docx
@@ -1050,7 +1050,7 @@
     <w:r>
       <w:tab/>
       <w:tab/>
-      <w:t>2026-09-29</w:t>
+      <w:t>2026-09-30</w:t>
       <w:br/>
       <w:br/>
     </w:r>

--- a/klagomål/A 55492-2023 FSC-klagomål.docx
+++ b/klagomål/A 55492-2023 FSC-klagomål.docx
@@ -1050,7 +1050,7 @@
     <w:r>
       <w:tab/>
       <w:tab/>
-      <w:t>2026-09-30</w:t>
+      <w:t>2026-10-01</w:t>
       <w:br/>
       <w:br/>
     </w:r>

--- a/klagomål/A 55492-2023 FSC-klagomål.docx
+++ b/klagomål/A 55492-2023 FSC-klagomål.docx
@@ -1050,7 +1050,7 @@
     <w:r>
       <w:tab/>
       <w:tab/>
-      <w:t>2026-10-01</w:t>
+      <w:t>2026-10-02</w:t>
       <w:br/>
       <w:br/>
     </w:r>

--- a/klagomål/A 55492-2023 FSC-klagomål.docx
+++ b/klagomål/A 55492-2023 FSC-klagomål.docx
@@ -1050,7 +1050,7 @@
     <w:r>
       <w:tab/>
       <w:tab/>
-      <w:t>2026-10-02</w:t>
+      <w:t>2026-10-03</w:t>
       <w:br/>
       <w:br/>
     </w:r>

--- a/klagomål/A 55492-2023 FSC-klagomål.docx
+++ b/klagomål/A 55492-2023 FSC-klagomål.docx
@@ -1050,7 +1050,7 @@
     <w:r>
       <w:tab/>
       <w:tab/>
-      <w:t>2026-10-03</w:t>
+      <w:t>2026-10-04</w:t>
       <w:br/>
       <w:br/>
     </w:r>

--- a/klagomål/A 55492-2023 FSC-klagomål.docx
+++ b/klagomål/A 55492-2023 FSC-klagomål.docx
@@ -1050,7 +1050,7 @@
     <w:r>
       <w:tab/>
       <w:tab/>
-      <w:t>2026-10-04</w:t>
+      <w:t>2026-10-05</w:t>
       <w:br/>
       <w:br/>
     </w:r>

--- a/klagomål/A 55492-2023 FSC-klagomål.docx
+++ b/klagomål/A 55492-2023 FSC-klagomål.docx
@@ -1050,7 +1050,7 @@
     <w:r>
       <w:tab/>
       <w:tab/>
-      <w:t>2026-10-05</w:t>
+      <w:t>2026-10-06</w:t>
       <w:br/>
       <w:br/>
     </w:r>

--- a/klagomål/A 55492-2023 FSC-klagomål.docx
+++ b/klagomål/A 55492-2023 FSC-klagomål.docx
@@ -1050,7 +1050,7 @@
     <w:r>
       <w:tab/>
       <w:tab/>
-      <w:t>2026-10-06</w:t>
+      <w:t>2026-10-07</w:t>
       <w:br/>
       <w:br/>
     </w:r>

--- a/klagomål/A 55492-2023 FSC-klagomål.docx
+++ b/klagomål/A 55492-2023 FSC-klagomål.docx
@@ -1050,7 +1050,7 @@
     <w:r>
       <w:tab/>
       <w:tab/>
-      <w:t>2026-10-07</w:t>
+      <w:t>2026-10-08</w:t>
       <w:br/>
       <w:br/>
     </w:r>

--- a/klagomål/A 55492-2023 FSC-klagomål.docx
+++ b/klagomål/A 55492-2023 FSC-klagomål.docx
@@ -1050,7 +1050,7 @@
     <w:r>
       <w:tab/>
       <w:tab/>
-      <w:t>2026-10-08</w:t>
+      <w:t>2026-10-09</w:t>
       <w:br/>
       <w:br/>
     </w:r>

--- a/klagomål/A 55492-2023 FSC-klagomål.docx
+++ b/klagomål/A 55492-2023 FSC-klagomål.docx
@@ -1050,7 +1050,7 @@
     <w:r>
       <w:tab/>
       <w:tab/>
-      <w:t>2026-10-09</w:t>
+      <w:t>2026-10-10</w:t>
       <w:br/>
       <w:br/>
     </w:r>

--- a/klagomål/A 55492-2023 FSC-klagomål.docx
+++ b/klagomål/A 55492-2023 FSC-klagomål.docx
@@ -1050,7 +1050,7 @@
     <w:r>
       <w:tab/>
       <w:tab/>
-      <w:t>2026-10-10</w:t>
+      <w:t>2026-10-11</w:t>
       <w:br/>
       <w:br/>
     </w:r>

--- a/klagomål/A 55492-2023 FSC-klagomål.docx
+++ b/klagomål/A 55492-2023 FSC-klagomål.docx
@@ -1050,7 +1050,7 @@
     <w:r>
       <w:tab/>
       <w:tab/>
-      <w:t>2026-10-11</w:t>
+      <w:t>2026-10-12</w:t>
       <w:br/>
       <w:br/>
     </w:r>

--- a/klagomål/A 55492-2023 FSC-klagomål.docx
+++ b/klagomål/A 55492-2023 FSC-klagomål.docx
@@ -1050,7 +1050,7 @@
     <w:r>
       <w:tab/>
       <w:tab/>
-      <w:t>2026-10-12</w:t>
+      <w:t>2026-10-13</w:t>
       <w:br/>
       <w:br/>
     </w:r>

--- a/klagomål/A 55492-2023 FSC-klagomål.docx
+++ b/klagomål/A 55492-2023 FSC-klagomål.docx
@@ -1050,7 +1050,7 @@
     <w:r>
       <w:tab/>
       <w:tab/>
-      <w:t>2026-10-13</w:t>
+      <w:t>2026-10-14</w:t>
       <w:br/>
       <w:br/>
     </w:r>

--- a/klagomål/A 55492-2023 FSC-klagomål.docx
+++ b/klagomål/A 55492-2023 FSC-klagomål.docx
@@ -1050,7 +1050,7 @@
     <w:r>
       <w:tab/>
       <w:tab/>
-      <w:t>2026-10-14</w:t>
+      <w:t>2026-10-16</w:t>
       <w:br/>
       <w:br/>
     </w:r>

--- a/klagomål/A 55492-2023 FSC-klagomål.docx
+++ b/klagomål/A 55492-2023 FSC-klagomål.docx
@@ -1050,7 +1050,7 @@
     <w:r>
       <w:tab/>
       <w:tab/>
-      <w:t>2026-10-16</w:t>
+      <w:t>2026-10-17</w:t>
       <w:br/>
       <w:br/>
     </w:r>

--- a/klagomål/A 55492-2023 FSC-klagomål.docx
+++ b/klagomål/A 55492-2023 FSC-klagomål.docx
@@ -1050,7 +1050,7 @@
     <w:r>
       <w:tab/>
       <w:tab/>
-      <w:t>2026-10-17</w:t>
+      <w:t>2026-10-18</w:t>
       <w:br/>
       <w:br/>
     </w:r>

--- a/klagomål/A 55492-2023 FSC-klagomål.docx
+++ b/klagomål/A 55492-2023 FSC-klagomål.docx
@@ -1050,7 +1050,7 @@
     <w:r>
       <w:tab/>
       <w:tab/>
-      <w:t>2026-10-18</w:t>
+      <w:t>2026-10-19</w:t>
       <w:br/>
       <w:br/>
     </w:r>

--- a/klagomål/A 55492-2023 FSC-klagomål.docx
+++ b/klagomål/A 55492-2023 FSC-klagomål.docx
@@ -1050,7 +1050,7 @@
     <w:r>
       <w:tab/>
       <w:tab/>
-      <w:t>2026-10-19</w:t>
+      <w:t>2026-10-20</w:t>
       <w:br/>
       <w:br/>
     </w:r>

--- a/klagomål/A 55492-2023 FSC-klagomål.docx
+++ b/klagomål/A 55492-2023 FSC-klagomål.docx
@@ -1050,7 +1050,7 @@
     <w:r>
       <w:tab/>
       <w:tab/>
-      <w:t>2026-10-20</w:t>
+      <w:t>2026-10-21</w:t>
       <w:br/>
       <w:br/>
     </w:r>

--- a/klagomål/A 55492-2023 FSC-klagomål.docx
+++ b/klagomål/A 55492-2023 FSC-klagomål.docx
@@ -1050,7 +1050,7 @@
     <w:r>
       <w:tab/>
       <w:tab/>
-      <w:t>2026-10-21</w:t>
+      <w:t>2026-10-22</w:t>
       <w:br/>
       <w:br/>
     </w:r>

--- a/klagomål/A 55492-2023 FSC-klagomål.docx
+++ b/klagomål/A 55492-2023 FSC-klagomål.docx
@@ -1050,7 +1050,7 @@
     <w:r>
       <w:tab/>
       <w:tab/>
-      <w:t>2026-10-22</w:t>
+      <w:t>2026-10-23</w:t>
       <w:br/>
       <w:br/>
     </w:r>

--- a/klagomål/A 55492-2023 FSC-klagomål.docx
+++ b/klagomål/A 55492-2023 FSC-klagomål.docx
@@ -1050,7 +1050,7 @@
     <w:r>
       <w:tab/>
       <w:tab/>
-      <w:t>2026-10-23</w:t>
+      <w:t>2026-10-24</w:t>
       <w:br/>
       <w:br/>
     </w:r>

--- a/klagomål/A 55492-2023 FSC-klagomål.docx
+++ b/klagomål/A 55492-2023 FSC-klagomål.docx
@@ -178,7 +178,7 @@
       <w:r>
         <w:drawing>
           <wp:inline xmlns:a="http://schemas.openxmlformats.org/drawingml/2006/main" xmlns:pic="http://schemas.openxmlformats.org/drawingml/2006/picture">
-            <wp:extent cx="5486400" cy="5150806"/>
+            <wp:extent cx="5486400" cy="5279010"/>
             <wp:docPr id="1" name="Picture 1"/>
             <wp:cNvGraphicFramePr>
               <a:graphicFrameLocks noChangeAspect="1"/>
@@ -199,7 +199,7 @@
                   <pic:spPr>
                     <a:xfrm>
                       <a:off x="0" y="0"/>
-                      <a:ext cx="5486400" cy="5150806"/>
+                      <a:ext cx="5486400" cy="5279010"/>
                     </a:xfrm>
                     <a:prstGeom prst="rect"/>
                   </pic:spPr>
@@ -221,7 +221,7 @@
     </w:p>
     <w:p>
       <w:r>
-        <w:t>I och inom 16 meter från avverkningsanmälan finns fynd av 6 naturvårdsarter, varav 3 är rödlistade, 4 är fridlysta, 3 är typiska (T) och 2 är signalarter (S): violgubbe (EN), knärot (VU, T, §8), orange taggsvamp (NT, T), skogsknipprot (S, T, §8), tvåblad (S, §8) och fläcknycklar (§8). Se Figur 1.</w:t>
+        <w:t>I och inom 16 meter från avverkningsanmälan finns fynd av 14 naturvårdsarter, varav 5 är rödlistade, 6 är fridlysta, 7 är typiska (T) och 4 är signalarter (S): violgubbe (EN), knärot (VU, T, §8), kopparspindling (VU), fjällig taggsvamp s.str. (NT), orange taggsvamp (NT, T), kransrams (S, T), skogsknipprot (S, T, §8), svavelriska (S), tvåblad (S, §8), blåsippa (T, §9), kransmossa (T), linnea (T), fläcknycklar (§8) och revlummer (§9). Se Figur 1.</w:t>
       </w:r>
     </w:p>
     <w:p>
@@ -307,7 +307,7 @@
     </w:p>
     <w:p>
       <w:r>
-        <w:t>I det avverkningsanmälda området finns 13 fyndplatser för knärot registrerade på Artportalen. Figur 2 visar gränserna för buffertzoner på 50 m, som behöver lämnas kring fyndplatserna för att knärotslokalerna inte ska försvinna vid en avverkning. Av det avverkningsanmälda området överlappar 1.44 ha med buffertzonerna och får av detta skäl inte avverkas.</w:t>
+        <w:t>I det avverkningsanmälda området finns 15 fyndplatser för knärot registrerade på Artportalen. Figur 2 visar gränserna för buffertzoner på 50 m, som behöver lämnas kring fyndplatserna för att knärotslokalerna inte ska försvinna vid en avverkning. Av det avverkningsanmälda området överlappar 1.44 ha med buffertzonerna och får av detta skäl inte avverkas.</w:t>
       </w:r>
     </w:p>
     <w:p>
@@ -363,6 +363,55 @@
         <w:rPr>
           <w:b/>
         </w:rPr>
+        <w:t xml:space="preserve">Kopparspindling (VU) </w:t>
+      </w:r>
+      <w:r>
+        <w:t>bildar mykorrhiza med tall och gran i äldre ängsgranskog på kalkrik mark, mer sällan i ren kalktallskog.</w:t>
+      </w:r>
+      <w:r>
+        <w:rPr>
+          <w:b/>
+        </w:rPr>
+        <w:t xml:space="preserve"> </w:t>
+      </w:r>
+      <w:r>
+        <w:t>Minskningstakten uppgår till 30 % inom 50 år och överstiger gränsvärdet för Sårbar (VU) enligt A-kriteriet. (A2c+3c+4c).</w:t>
+      </w:r>
+      <w:r>
+        <w:rPr>
+          <w:b/>
+        </w:rPr>
+        <w:t xml:space="preserve"> </w:t>
+      </w:r>
+      <w:r>
+        <w:t>Intensivt skogsbruk, särskilt kalavverkning och markberedning missgynnar arten och lokaler som även hyser ett stort antal andra hotade arter bör helt undantas från skogsbruk.</w:t>
+      </w:r>
+      <w:r>
+        <w:rPr>
+          <w:b/>
+        </w:rPr>
+        <w:t xml:space="preserve"> </w:t>
+      </w:r>
+      <w:r>
+        <w:t>Kopparspindling är globalt rödlistad som nära hotad (NT) vilket innebär att Sverige har ett internationellt ansvar för arten (SLU Artdatabanken, 2024; IUCN, 2015).</w:t>
+      </w:r>
+    </w:p>
+    <w:p>
+      <w:r>
+        <w:rPr>
+          <w:b/>
+        </w:rPr>
+        <w:t>Fjällig taggsvamp s.str. (NT)</w:t>
+      </w:r>
+      <w:r>
+        <w:t xml:space="preserve"> bildar mykorrhiza med gran i granskog och barrblandskog, främst på frisk näringsrik mark i äldre skog med lång trädkontinuitet. Den totala populationen i landet har minskat och bedöms fortsätta minska till följd av avverkning av äldre barrskogar. Minskningstakten för den svenska populationen bedöms vara nära gränsvärdet för sårbar (VU) (SLU Artdatabanken, 2026).</w:t>
+      </w:r>
+    </w:p>
+    <w:p>
+      <w:r>
+        <w:rPr>
+          <w:b/>
+        </w:rPr>
         <w:t xml:space="preserve">Orange taggsvamp (NT) </w:t>
       </w:r>
       <w:r>
@@ -383,6 +432,26 @@
         <w:rPr>
           <w:b/>
         </w:rPr>
+        <w:t>Kransrams</w:t>
+      </w:r>
+      <w:r>
+        <w:t xml:space="preserve"> är typisk art för </w:t>
+      </w:r>
+      <w:r>
+        <w:rPr>
+          <w:i/>
+        </w:rPr>
+        <w:t xml:space="preserve">9020 Nordlig ädellövskog </w:t>
+      </w:r>
+      <w:r>
+        <w:t>(SLU Artdatabanken, 2025).</w:t>
+      </w:r>
+    </w:p>
+    <w:p>
+      <w:r>
+        <w:rPr>
+          <w:b/>
+        </w:rPr>
         <w:t>Skogsknipprot (§8)</w:t>
       </w:r>
       <w:r>
@@ -396,6 +465,84 @@
       </w:r>
       <w:r>
         <w:t xml:space="preserve"> (SLU Artdatabanken, 2025).</w:t>
+      </w:r>
+    </w:p>
+    <w:p>
+      <w:r>
+        <w:rPr>
+          <w:b/>
+        </w:rPr>
+        <w:t>Blåsippa (§9)</w:t>
+      </w:r>
+      <w:r>
+        <w:t xml:space="preserve"> är typisk art för </w:t>
+      </w:r>
+      <w:r>
+        <w:rPr>
+          <w:i/>
+        </w:rPr>
+        <w:t>9050 Näringsrik granskog, 9020 Nordlig ädellövskog</w:t>
+      </w:r>
+      <w:r>
+        <w:t xml:space="preserve"> och </w:t>
+      </w:r>
+      <w:r>
+        <w:rPr>
+          <w:i/>
+        </w:rPr>
+        <w:t>8240 Karsthällmarker</w:t>
+      </w:r>
+      <w:r>
+        <w:t xml:space="preserve"> (SLU Artdatabanken, 2025).</w:t>
+      </w:r>
+    </w:p>
+    <w:p>
+      <w:r>
+        <w:rPr>
+          <w:b/>
+        </w:rPr>
+        <w:t>Kransmossa</w:t>
+      </w:r>
+      <w:r>
+        <w:t xml:space="preserve"> är typisk art för </w:t>
+      </w:r>
+      <w:r>
+        <w:rPr>
+          <w:i/>
+        </w:rPr>
+        <w:t xml:space="preserve">9050 Näringsrik granskog </w:t>
+      </w:r>
+      <w:r>
+        <w:t xml:space="preserve">och </w:t>
+      </w:r>
+      <w:r>
+        <w:rPr>
+          <w:i/>
+        </w:rPr>
+        <w:t xml:space="preserve">6170 Alpina kalkgräsmarker </w:t>
+      </w:r>
+      <w:r>
+        <w:t>(SLU Artdatabanken, 2025).</w:t>
+      </w:r>
+    </w:p>
+    <w:p>
+      <w:r>
+        <w:rPr>
+          <w:b/>
+        </w:rPr>
+        <w:t xml:space="preserve">Linnea </w:t>
+      </w:r>
+      <w:r>
+        <w:t xml:space="preserve">är typisk art för </w:t>
+      </w:r>
+      <w:r>
+        <w:rPr>
+          <w:i/>
+        </w:rPr>
+        <w:t>9010 Taiga</w:t>
+      </w:r>
+      <w:r>
+        <w:t>. På linnea kan man hitta sporsäcksvampen linnealudd (SLU Artdatabanken, 2025).</w:t>
       </w:r>
     </w:p>
     <w:p>
@@ -488,7 +635,7 @@
         <w:rPr>
           <w:i/>
         </w:rPr>
-        <w:t>I det avverkningsanmälda skogsområdet har 6 naturvårdsarter varav 3 rödlistade arter sina livsmiljöer och växtplatser.</w:t>
+        <w:t>I det avverkningsanmälda skogsområdet har 14 naturvårdsarter varav 5 rödlistade arter sina livsmiljöer och växtplatser.</w:t>
       </w:r>
     </w:p>
     <w:p>
@@ -1050,7 +1197,7 @@
     <w:r>
       <w:tab/>
       <w:tab/>
-      <w:t>2026-10-24</w:t>
+      <w:t>2026-10-25</w:t>
       <w:br/>
       <w:br/>
     </w:r>

--- a/klagomål/A 55492-2023 FSC-klagomål.docx
+++ b/klagomål/A 55492-2023 FSC-klagomål.docx
@@ -1197,7 +1197,7 @@
     <w:r>
       <w:tab/>
       <w:tab/>
-      <w:t>2026-10-25</w:t>
+      <w:t>2026-10-26</w:t>
       <w:br/>
       <w:br/>
     </w:r>

--- a/klagomål/A 55492-2023 FSC-klagomål.docx
+++ b/klagomål/A 55492-2023 FSC-klagomål.docx
@@ -1197,7 +1197,7 @@
     <w:r>
       <w:tab/>
       <w:tab/>
-      <w:t>2026-10-26</w:t>
+      <w:t>2026-10-27</w:t>
       <w:br/>
       <w:br/>
     </w:r>

--- a/klagomål/A 55492-2023 FSC-klagomål.docx
+++ b/klagomål/A 55492-2023 FSC-klagomål.docx
@@ -1197,7 +1197,7 @@
     <w:r>
       <w:tab/>
       <w:tab/>
-      <w:t>2026-10-27</w:t>
+      <w:t>2026-10-28</w:t>
       <w:br/>
       <w:br/>
     </w:r>

--- a/klagomål/A 55492-2023 FSC-klagomål.docx
+++ b/klagomål/A 55492-2023 FSC-klagomål.docx
@@ -1197,7 +1197,7 @@
     <w:r>
       <w:tab/>
       <w:tab/>
-      <w:t>2026-10-28</w:t>
+      <w:t>2026-10-29</w:t>
       <w:br/>
       <w:br/>
     </w:r>

--- a/klagomål/A 55492-2023 FSC-klagomål.docx
+++ b/klagomål/A 55492-2023 FSC-klagomål.docx
@@ -1197,7 +1197,7 @@
     <w:r>
       <w:tab/>
       <w:tab/>
-      <w:t>2026-10-29</w:t>
+      <w:t>2026-10-31</w:t>
       <w:br/>
       <w:br/>
     </w:r>
